--- a/docs/soutenance/DOSSIER-SOUTENANCE.docx
+++ b/docs/soutenance/DOSSIER-SOUTENANCE.docx
@@ -9181,7 +9181,7 @@
               <w:t xml:space="preserve">pnpm install</w:t>
             </w:r>
             <w:r>
-              <w:t xml:space="preserve">, lancement des 2 apps</w:t>
+              <w:t xml:space="preserve">, lancement des 3 apps</w:t>
             </w:r>
           </w:p>
         </w:tc>
@@ -9851,6 +9851,17 @@
     </w:p>
     <w:p>
       <w:pPr>
+        <w:pStyle w:val="CodeBlock"/>
+      </w:pPr>
+      <w:r>
+        <w:rPr>
+          <w:rFonts w:ascii="Consolas" w:hAnsi="Consolas"/>
+        </w:rPr>
+        <w:t xml:space="preserve">pnpm run dev:governance</w:t>
+      </w:r>
+    </w:p>
+    <w:p>
+      <w:pPr>
         <w:ind w:left="360"/>
       </w:pPr>
       <w:r>
@@ -9881,6 +9892,23 @@
       </w:r>
       <w:r>
         <w:t xml:space="preserve"> → http://localhost:4002</w:t>
+      </w:r>
+    </w:p>
+    <w:p>
+      <w:pPr>
+        <w:ind w:left="360"/>
+      </w:pPr>
+      <w:r>
+        <w:t xml:space="preserve">•  </w:t>
+      </w:r>
+      <w:r>
+        <w:rPr>
+          <w:b/>
+        </w:rPr>
+        <w:t xml:space="preserve">governance</w:t>
+      </w:r>
+      <w:r>
+        <w:t xml:space="preserve"> → http://localhost:4003</w:t>
       </w:r>
     </w:p>
     <w:p>
@@ -10256,18 +10284,165 @@
         <w:t xml:space="preserve">Ce qu'on montre :</w:t>
       </w:r>
       <w:r>
-        <w:t xml:space="preserve"> la fiche d'identité numérique du citoyen, les attributs d'état civil, et</w:t>
-      </w:r>
-    </w:p>
-    <w:p>
-      <w:r>
-        <w:t xml:space="preserve">  surtout le </w:t>
-      </w:r>
-      <w:r>
-        <w:rPr>
-          <w:b/>
-        </w:rPr>
-        <w:t xml:space="preserve">QR code sécurisé</w:t>
+        <w:t xml:space="preserve"> la fiche d'identité reconstruite </w:t>
+      </w:r>
+      <w:r>
+        <w:rPr>
+          <w:b/>
+        </w:rPr>
+        <w:t xml:space="preserve">déterministe</w:t>
+      </w:r>
+      <w:r>
+        <w:t xml:space="preserve"> depuis le NINA (couture</w:t>
+      </w:r>
+    </w:p>
+    <w:p>
+      <w:r>
+        <w:t xml:space="preserve">  </w:t>
+      </w:r>
+      <w:r>
+        <w:rPr>
+          <w:rFonts w:ascii="Consolas" w:hAnsi="Consolas"/>
+          <w:shd w:val="clear" w:color="auto" w:fill="F2F2F2"/>
+        </w:rPr>
+        <w:t xml:space="preserve">@nina-aes/api-client</w:t>
+      </w:r>
+      <w:r>
+        <w:t xml:space="preserve">) : fil d'Ariane, emplacement photo (initiales), sections </w:t>
+      </w:r>
+      <w:r>
+        <w:rPr>
+          <w:b/>
+        </w:rPr>
+        <w:t xml:space="preserve">Identité</w:t>
+      </w:r>
+      <w:r>
+        <w:t xml:space="preserve">,</w:t>
+      </w:r>
+    </w:p>
+    <w:p>
+      <w:r>
+        <w:t xml:space="preserve">  </w:t>
+      </w:r>
+      <w:r>
+        <w:rPr>
+          <w:b/>
+        </w:rPr>
+        <w:t xml:space="preserve">Filiation</w:t>
+      </w:r>
+      <w:r>
+        <w:t xml:space="preserve"> et </w:t>
+      </w:r>
+      <w:r>
+        <w:rPr>
+          <w:b/>
+        </w:rPr>
+        <w:t xml:space="preserve">Localisation (codes NINA décodés)</w:t>
+      </w:r>
+      <w:r>
+        <w:t xml:space="preserve">, bannière « mode démo » assumée en tête.</w:t>
+      </w:r>
+    </w:p>
+    <w:p>
+      <w:pPr>
+        <w:ind w:left="360"/>
+      </w:pPr>
+      <w:r>
+        <w:t xml:space="preserve">•  </w:t>
+      </w:r>
+      <w:r>
+        <w:rPr>
+          <w:b/>
+        </w:rPr>
+        <w:t xml:space="preserve">Ce qu'on dit :</w:t>
+      </w:r>
+      <w:r>
+        <w:t xml:space="preserve"> « La fiche affiche une identité structurée et lisible. Le même NINA produit</w:t>
+      </w:r>
+    </w:p>
+    <w:p>
+      <w:r>
+        <w:t xml:space="preserve">  toujours la même fiche — la démo est rejouable. Le profil complet avec photo et le **QR sécurisé</w:t>
+      </w:r>
+    </w:p>
+    <w:p>
+      <w:r>
+        <w:t xml:space="preserve">  (JWT RS256, jamais le NINA en clair)** seront émis par identity-service / document-service : la</w:t>
+      </w:r>
+    </w:p>
+    <w:p>
+      <w:r>
+        <w:t xml:space="preserve">  conception est tranchée, le branchement ne touche pas l'écran. »</w:t>
+      </w:r>
+    </w:p>
+    <w:p>
+      <w:pPr>
+        <w:ind w:left="360"/>
+      </w:pPr>
+      <w:r>
+        <w:t xml:space="preserve">•  </w:t>
+      </w:r>
+      <w:r>
+        <w:rPr>
+          <w:b/>
+        </w:rPr>
+        <w:t xml:space="preserve">Interaction :</w:t>
+      </w:r>
+      <w:r>
+        <w:t xml:space="preserve"> dérouler les sections (Identité → Filiation → Localisation) ; pointer les boutons</w:t>
+      </w:r>
+    </w:p>
+    <w:p>
+      <w:r>
+        <w:t xml:space="preserve">  d'action (« Demander une correction », « Prendre un rendez-vous ») et le bouton </w:t>
+      </w:r>
+      <w:r>
+        <w:rPr>
+          <w:b/>
+        </w:rPr>
+        <w:t xml:space="preserve">PDF désactivé</w:t>
+      </w:r>
+    </w:p>
+    <w:p>
+      <w:r>
+        <w:t xml:space="preserve">  avec son infobulle (honnêteté : document-service non connecté).</w:t>
+      </w:r>
+    </w:p>
+    <w:p>
+      <w:pPr>
+        <w:ind w:left="360"/>
+      </w:pPr>
+      <w:r>
+        <w:t xml:space="preserve">•  </w:t>
+      </w:r>
+      <w:r>
+        <w:rPr>
+          <w:b/>
+        </w:rPr>
+        <w:t xml:space="preserve">Note honnête :</w:t>
+      </w:r>
+      <w:r>
+        <w:t xml:space="preserve"> PC-02 a été enrichie en S2 — c'est une </w:t>
+      </w:r>
+      <w:r>
+        <w:rPr>
+          <w:b/>
+        </w:rPr>
+        <w:t xml:space="preserve">fiche finie en lecture seule</w:t>
+      </w:r>
+      <w:r>
+        <w:t xml:space="preserve">. Aucun</w:t>
+      </w:r>
+    </w:p>
+    <w:p>
+      <w:r>
+        <w:t xml:space="preserve">  QR n'est affiché à l'écran (annoncé comme à venir) : </w:t>
+      </w:r>
+      <w:r>
+        <w:rPr>
+          <w:b/>
+        </w:rPr>
+        <w:t xml:space="preserve">ne pas en chercher un</w:t>
       </w:r>
       <w:r>
         <w:t xml:space="preserve">.</w:t>
@@ -10275,6 +10450,74 @@
     </w:p>
     <w:p>
       <w:pPr>
+        <w:pStyle w:val="Heading3"/>
+      </w:pPr>
+      <w:r>
+        <w:t xml:space="preserve">Étape C4 — PC-03 Wizard de correction (≈1 min 30)</w:t>
+      </w:r>
+    </w:p>
+    <w:p>
+      <w:pPr>
+        <w:ind w:left="360"/>
+      </w:pPr>
+      <w:r>
+        <w:t xml:space="preserve">•  </w:t>
+      </w:r>
+      <w:r>
+        <w:rPr>
+          <w:b/>
+        </w:rPr>
+        <w:t xml:space="preserve">Route :</w:t>
+      </w:r>
+      <w:r>
+        <w:t xml:space="preserve"> </w:t>
+      </w:r>
+      <w:r>
+        <w:rPr>
+          <w:rFonts w:ascii="Consolas" w:hAnsi="Consolas"/>
+          <w:shd w:val="clear" w:color="auto" w:fill="F2F2F2"/>
+        </w:rPr>
+        <w:t xml:space="preserve">/fr/nina/18903102015042V/correction</w:t>
+      </w:r>
+    </w:p>
+    <w:p>
+      <w:pPr>
+        <w:ind w:left="360"/>
+      </w:pPr>
+      <w:r>
+        <w:t xml:space="preserve">•  </w:t>
+      </w:r>
+      <w:r>
+        <w:rPr>
+          <w:b/>
+        </w:rPr>
+        <w:t xml:space="preserve">Ce qu'on montre :</w:t>
+      </w:r>
+      <w:r>
+        <w:t xml:space="preserve"> l'assistant </w:t>
+      </w:r>
+      <w:r>
+        <w:rPr>
+          <w:b/>
+        </w:rPr>
+        <w:t xml:space="preserve">4 étapes</w:t>
+      </w:r>
+      <w:r>
+        <w:t xml:space="preserve"> (stepper visuel) de correction d'une donnée d'état</w:t>
+      </w:r>
+    </w:p>
+    <w:p>
+      <w:r>
+        <w:t xml:space="preserve">  civil : (1) choix du champ parmi 9, (2) nouvelle valeur + motif, (3) **dépôt du justificatif en</w:t>
+      </w:r>
+    </w:p>
+    <w:p>
+      <w:r>
+        <w:t xml:space="preserve">  glisser-déposer** (validation format/taille PDF·JPG·PNG 5 Mo), (4) récapitulatif avant envoi.</w:t>
+      </w:r>
+    </w:p>
+    <w:p>
+      <w:pPr>
         <w:ind w:left="360"/>
       </w:pPr>
       <w:r>
@@ -10287,26 +10530,17 @@
         <w:t xml:space="preserve">Ce qu'on dit :</w:t>
       </w:r>
       <w:r>
-        <w:t xml:space="preserve"> « Le QR ne contient plus le NINA en clair — c'est un </w:t>
-      </w:r>
-      <w:r>
-        <w:rPr>
-          <w:b/>
-        </w:rPr>
-        <w:t xml:space="preserve">JWT signé RS256</w:t>
-      </w:r>
-      <w:r>
-        <w:t xml:space="preserve">. On</w:t>
-      </w:r>
-    </w:p>
-    <w:p>
-      <w:r>
-        <w:t xml:space="preserve">  corrige une faille classique : un QR scannable ne divulgue aucune donnée personnelle, il prouve</w:t>
-      </w:r>
-    </w:p>
-    <w:p>
-      <w:r>
-        <w:t xml:space="preserve">  seulement une signature. »</w:t>
+        <w:t xml:space="preserve"> « La correction est un parcours guidé pour des usagers peu familiers du</w:t>
+      </w:r>
+    </w:p>
+    <w:p>
+      <w:r>
+        <w:t xml:space="preserve">  numérique (objectif O2). Le justificatif est validé localement ; en production il partira vers</w:t>
+      </w:r>
+    </w:p>
+    <w:p>
+      <w:r>
+        <w:t xml:space="preserve">  document-service. L'analyse d'incohérence par l'IA s'insère côté agent, sur la couture existante. »</w:t>
       </w:r>
     </w:p>
     <w:p>
@@ -10323,21 +10557,45 @@
         <w:t xml:space="preserve">Interaction :</w:t>
       </w:r>
       <w:r>
-        <w:t xml:space="preserve"> ouvrir le </w:t>
-      </w:r>
-      <w:r>
-        <w:rPr>
-          <w:b/>
-        </w:rPr>
-        <w:t xml:space="preserve">drawer / modal de détail du QR</w:t>
-      </w:r>
-      <w:r>
-        <w:t xml:space="preserve"> pour montrer qu'il s'agit d'un</w:t>
-      </w:r>
-    </w:p>
-    <w:p>
-      <w:r>
-        <w:t xml:space="preserve">  jeton signé (et non du numéro en clair).</w:t>
+        <w:t xml:space="preserve"> choisir « Nom de famille » → étape 2 (saisir une valeur + un motif ≥ 10</w:t>
+      </w:r>
+    </w:p>
+    <w:p>
+      <w:r>
+        <w:t xml:space="preserve">  caractères pour débloquer « Suivant ») → étape 3 (</w:t>
+      </w:r>
+      <w:r>
+        <w:rPr>
+          <w:b/>
+        </w:rPr>
+        <w:t xml:space="preserve">déposer un fichier</w:t>
+      </w:r>
+      <w:r>
+        <w:t xml:space="preserve"> dans la zone d'upload) →</w:t>
+      </w:r>
+    </w:p>
+    <w:p>
+      <w:r>
+        <w:t xml:space="preserve">  étape 4 récapitulatif. La soumission </w:t>
+      </w:r>
+      <w:r>
+        <w:rPr>
+          <w:b/>
+        </w:rPr>
+        <w:t xml:space="preserve">mock</w:t>
+      </w:r>
+      <w:r>
+        <w:t xml:space="preserve"> redirige vers le tableau de bord (</w:t>
+      </w:r>
+      <w:r>
+        <w:rPr>
+          <w:rFonts w:ascii="Consolas" w:hAnsi="Consolas"/>
+          <w:shd w:val="clear" w:color="auto" w:fill="F2F2F2"/>
+        </w:rPr>
+        <w:t xml:space="preserve">?submitted=1</w:t>
+      </w:r>
+      <w:r>
+        <w:t xml:space="preserve">).</w:t>
       </w:r>
     </w:p>
     <w:p>
@@ -10354,12 +10612,35 @@
         <w:t xml:space="preserve">Note honnête :</w:t>
       </w:r>
       <w:r>
-        <w:t xml:space="preserve"> PC-02 est à ~45 % ; rester sur les éléments finis (en-tête fiche, QR). Ne pas</w:t>
-      </w:r>
-    </w:p>
-    <w:p>
-      <w:r>
-        <w:t xml:space="preserve">  ouvrir d'onglet inachevé.</w:t>
+        <w:t xml:space="preserve"> le wizard est </w:t>
+      </w:r>
+      <w:r>
+        <w:rPr>
+          <w:b/>
+        </w:rPr>
+        <w:t xml:space="preserve">complet de bout en bout en mock</w:t>
+      </w:r>
+      <w:r>
+        <w:t xml:space="preserve"> (4 étapes + soumission</w:t>
+      </w:r>
+    </w:p>
+    <w:p>
+      <w:r>
+        <w:t xml:space="preserve">  simulée). Il n'y a </w:t>
+      </w:r>
+      <w:r>
+        <w:rPr>
+          <w:b/>
+        </w:rPr>
+        <w:t xml:space="preserve">pas</w:t>
+      </w:r>
+      <w:r>
+        <w:t xml:space="preserve"> de score IA dans cet écran — ne pas l'annoncer : l'IA est un chantier</w:t>
+      </w:r>
+    </w:p>
+    <w:p>
+      <w:r>
+        <w:t xml:space="preserve">  agent/backend.</w:t>
       </w:r>
     </w:p>
     <w:p>
@@ -10367,7 +10648,7 @@
         <w:pStyle w:val="Heading3"/>
       </w:pPr>
       <w:r>
-        <w:t xml:space="preserve">Étape C4 — PC-03 Wizard de correction avec score IA (≈1 min 30)</w:t>
+        <w:t xml:space="preserve">Étape C5 — PC-04 Prise de rendez-vous (≈1 min)</w:t>
       </w:r>
     </w:p>
     <w:p>
@@ -10391,7 +10672,7 @@
           <w:rFonts w:ascii="Consolas" w:hAnsi="Consolas"/>
           <w:shd w:val="clear" w:color="auto" w:fill="F2F2F2"/>
         </w:rPr>
-        <w:t xml:space="preserve">/fr/nina/18903102015042V/correction</w:t>
+        <w:t xml:space="preserve">/fr/appointments/new</w:t>
       </w:r>
     </w:p>
     <w:p>
@@ -10408,21 +10689,7 @@
         <w:t xml:space="preserve">Ce qu'on montre :</w:t>
       </w:r>
       <w:r>
-        <w:t xml:space="preserve"> l'assistant pas-à-pas de correction d'une erreur d'état civil, avec un</w:t>
-      </w:r>
-    </w:p>
-    <w:p>
-      <w:r>
-        <w:t xml:space="preserve">  </w:t>
-      </w:r>
-      <w:r>
-        <w:rPr>
-          <w:b/>
-        </w:rPr>
-        <w:t xml:space="preserve">score IA live (mock déterministe)</w:t>
-      </w:r>
-      <w:r>
-        <w:t xml:space="preserve"> qui évalue la cohérence du champ saisi.</w:t>
+        <w:t xml:space="preserve"> la sélection d'un centre, d'une date et d'un créneau horaire.</w:t>
       </w:r>
     </w:p>
     <w:p>
@@ -10439,17 +10706,12 @@
         <w:t xml:space="preserve">Ce qu'on dit :</w:t>
       </w:r>
       <w:r>
-        <w:t xml:space="preserve"> « Quand le citoyen corrige une donnée, un modèle de détection d'incohérences</w:t>
-      </w:r>
-    </w:p>
-    <w:p>
-      <w:r>
-        <w:t xml:space="preserve">  calcule en direct un score de confiance. Ici, c'est un score mock déterministe : il met en scène</w:t>
-      </w:r>
-    </w:p>
-    <w:p>
-      <w:r>
-        <w:t xml:space="preserve">  la fonctionnalité IA (objectif O2) sans dépendre du service IA. »</w:t>
+        <w:t xml:space="preserve"> « Le citoyen peut planifier un passage physique au CTDEC. Les créneaux sont</w:t>
+      </w:r>
+    </w:p>
+    <w:p>
+      <w:r>
+        <w:t xml:space="preserve">  générés par la couche mock — en production, c'est le service rendez-vous (port 3008). »</w:t>
       </w:r>
     </w:p>
     <w:p>
@@ -10466,21 +10728,53 @@
         <w:t xml:space="preserve">Interaction :</w:t>
       </w:r>
       <w:r>
-        <w:t xml:space="preserve"> modifier un champ dans le wizard pour </w:t>
-      </w:r>
-      <w:r>
-        <w:rPr>
-          <w:b/>
-        </w:rPr>
-        <w:t xml:space="preserve">déclencher le recalcul du score</w:t>
-      </w:r>
-      <w:r>
-        <w:t xml:space="preserve"> ;</w:t>
-      </w:r>
-    </w:p>
-    <w:p>
-      <w:r>
-        <w:t xml:space="preserve">  avancer d'une étape pour montrer la progression du wizard.</w:t>
+        <w:t xml:space="preserve"> choisir un centre, sélectionner un créneau (</w:t>
+      </w:r>
+      <w:r>
+        <w:rPr>
+          <w:b/>
+        </w:rPr>
+        <w:t xml:space="preserve">groupés par jour</w:t>
+      </w:r>
+      <w:r>
+        <w:t xml:space="preserve">), saisir un</w:t>
+      </w:r>
+    </w:p>
+    <w:p>
+      <w:r>
+        <w:t xml:space="preserve">  motif, puis </w:t>
+      </w:r>
+      <w:r>
+        <w:rPr>
+          <w:b/>
+        </w:rPr>
+        <w:t xml:space="preserve">« Confirmer le rendez-vous »</w:t>
+      </w:r>
+      <w:r>
+        <w:t xml:space="preserve"> → une </w:t>
+      </w:r>
+      <w:r>
+        <w:rPr>
+          <w:b/>
+        </w:rPr>
+        <w:t xml:space="preserve">modale de confirmation</w:t>
+      </w:r>
+      <w:r>
+        <w:t xml:space="preserve"> s'ouvre avec le</w:t>
+      </w:r>
+    </w:p>
+    <w:p>
+      <w:r>
+        <w:t xml:space="preserve">  récapitulatif (centre, date, n° de file, référence) et un </w:t>
+      </w:r>
+      <w:r>
+        <w:rPr>
+          <w:b/>
+        </w:rPr>
+        <w:t xml:space="preserve">QR de rendez-vous</w:t>
+      </w:r>
+      <w:r>
+        <w:t xml:space="preserve"> (aperçu démo).</w:t>
       </w:r>
     </w:p>
     <w:p>
@@ -10497,152 +10791,27 @@
         <w:t xml:space="preserve">Note honnête :</w:t>
       </w:r>
       <w:r>
-        <w:t xml:space="preserve"> PC-03 est à ~45 % ; dérouler 1 à 2 étapes max, ne pas aller jusqu'à une</w:t>
-      </w:r>
-    </w:p>
-    <w:p>
-      <w:r>
-        <w:t xml:space="preserve">  soumission qui n'existe pas.</w:t>
-      </w:r>
-    </w:p>
-    <w:p>
-      <w:pPr>
-        <w:pStyle w:val="Heading3"/>
-      </w:pPr>
-      <w:r>
-        <w:t xml:space="preserve">Étape C5 — PC-04 Prise de rendez-vous (≈1 min)</w:t>
-      </w:r>
-    </w:p>
-    <w:p>
-      <w:pPr>
-        <w:ind w:left="360"/>
-      </w:pPr>
-      <w:r>
-        <w:t xml:space="preserve">•  </w:t>
-      </w:r>
-      <w:r>
-        <w:rPr>
-          <w:b/>
-        </w:rPr>
-        <w:t xml:space="preserve">Route :</w:t>
-      </w:r>
-      <w:r>
-        <w:t xml:space="preserve"> </w:t>
+        <w:t xml:space="preserve"> PC-04 est fonctionnel en mock (créneaux groupés par jour + modale de</w:t>
+      </w:r>
+    </w:p>
+    <w:p>
+      <w:r>
+        <w:t xml:space="preserve">  confirmation avec QR de démo, S3/S8). Les créneaux restent générés en dur dans le composant —</w:t>
+      </w:r>
+    </w:p>
+    <w:p>
+      <w:r>
+        <w:t xml:space="preserve">  rapatriement derrière la couture </w:t>
       </w:r>
       <w:r>
         <w:rPr>
           <w:rFonts w:ascii="Consolas" w:hAnsi="Consolas"/>
           <w:shd w:val="clear" w:color="auto" w:fill="F2F2F2"/>
         </w:rPr>
-        <w:t xml:space="preserve">/fr/appointments/new</w:t>
-      </w:r>
-    </w:p>
-    <w:p>
-      <w:pPr>
-        <w:ind w:left="360"/>
-      </w:pPr>
-      <w:r>
-        <w:t xml:space="preserve">•  </w:t>
-      </w:r>
-      <w:r>
-        <w:rPr>
-          <w:b/>
-        </w:rPr>
-        <w:t xml:space="preserve">Ce qu'on montre :</w:t>
-      </w:r>
-      <w:r>
-        <w:t xml:space="preserve"> la sélection d'un centre, d'une date et d'un créneau horaire.</w:t>
-      </w:r>
-    </w:p>
-    <w:p>
-      <w:pPr>
-        <w:ind w:left="360"/>
-      </w:pPr>
-      <w:r>
-        <w:t xml:space="preserve">•  </w:t>
-      </w:r>
-      <w:r>
-        <w:rPr>
-          <w:b/>
-        </w:rPr>
-        <w:t xml:space="preserve">Ce qu'on dit :</w:t>
-      </w:r>
-      <w:r>
-        <w:t xml:space="preserve"> « Le citoyen peut planifier un passage physique au CTDEC. Les créneaux sont</w:t>
-      </w:r>
-    </w:p>
-    <w:p>
-      <w:r>
-        <w:t xml:space="preserve">  générés par la couche mock — en production, c'est le service rendez-vous (port 3008). »</w:t>
-      </w:r>
-    </w:p>
-    <w:p>
-      <w:pPr>
-        <w:ind w:left="360"/>
-      </w:pPr>
-      <w:r>
-        <w:t xml:space="preserve">•  </w:t>
-      </w:r>
-      <w:r>
-        <w:rPr>
-          <w:b/>
-        </w:rPr>
-        <w:t xml:space="preserve">Interaction :</w:t>
-      </w:r>
-      <w:r>
-        <w:t xml:space="preserve"> sélectionner une date pour faire apparaître les créneaux ; sélectionner un</w:t>
-      </w:r>
-    </w:p>
-    <w:p>
-      <w:r>
-        <w:t xml:space="preserve">  créneau et montrer le récapitulatif.</w:t>
-      </w:r>
-    </w:p>
-    <w:p>
-      <w:pPr>
-        <w:ind w:left="360"/>
-      </w:pPr>
-      <w:r>
-        <w:t xml:space="preserve">•  </w:t>
-      </w:r>
-      <w:r>
-        <w:rPr>
-          <w:b/>
-        </w:rPr>
-        <w:t xml:space="preserve">Note honnête :</w:t>
-      </w:r>
-      <w:r>
-        <w:t xml:space="preserve"> PC-04 est à ~50 %. Les créneaux mock (</w:t>
-      </w:r>
-      <w:r>
-        <w:rPr>
-          <w:rFonts w:ascii="Consolas" w:hAnsi="Consolas"/>
-          <w:shd w:val="clear" w:color="auto" w:fill="F2F2F2"/>
-        </w:rPr>
-        <w:t xml:space="preserve">generateMockSlots</w:t>
-      </w:r>
-      <w:r>
-        <w:t xml:space="preserve">) sont encore en dur</w:t>
-      </w:r>
-    </w:p>
-    <w:p>
-      <w:r>
-        <w:t xml:space="preserve">  dans le composant — chantier de rapatriement derrière la couture </w:t>
-      </w:r>
-      <w:r>
-        <w:rPr>
-          <w:rFonts w:ascii="Consolas" w:hAnsi="Consolas"/>
-          <w:shd w:val="clear" w:color="auto" w:fill="F2F2F2"/>
-        </w:rPr>
         <w:t xml:space="preserve">@nina-aes/api-client</w:t>
       </w:r>
       <w:r>
-        <w:t xml:space="preserve"> (S1-S2), à</w:t>
-      </w:r>
-    </w:p>
-    <w:p>
-      <w:r>
-        <w:t xml:space="preserve">  mentionner si le jury technique creuse.</w:t>
+        <w:t xml:space="preserve"> à mentionner si le jury technique creuse.</w:t>
       </w:r>
     </w:p>
     <w:p>
@@ -11126,12 +11295,26 @@
         <w:t xml:space="preserve">Note honnête :</w:t>
       </w:r>
       <w:r>
-        <w:t xml:space="preserve"> AD-01 est à ~95 % — écran vitrine, à montrer avec assurance. Éviter les liens «</w:t>
-      </w:r>
-    </w:p>
-    <w:p>
-      <w:r>
-        <w:t xml:space="preserve">  Rendez-vous » et « Paramètres » (encore morts, à stubber S4).</w:t>
+        <w:t xml:space="preserve"> AD-01 est un écran vitrine, à montrer avec assurance. Les liens « Rendez-vous »</w:t>
+      </w:r>
+    </w:p>
+    <w:p>
+      <w:r>
+        <w:t xml:space="preserve">  et « Paramètres » mènent désormais à des </w:t>
+      </w:r>
+      <w:r>
+        <w:rPr>
+          <w:b/>
+        </w:rPr>
+        <w:t xml:space="preserve">stubs honnêtes</w:t>
+      </w:r>
+      <w:r>
+        <w:t xml:space="preserve"> « module en préparation » (S4) — plus</w:t>
+      </w:r>
+    </w:p>
+    <w:p>
+      <w:r>
+        <w:t xml:space="preserve">  aucun lien mort ; on peut les ouvrir brièvement pour prouver la cohérence de navigation.</w:t>
       </w:r>
     </w:p>
     <w:p>
@@ -12715,13 +12898,13 @@
         <w:t xml:space="preserve">•  </w:t>
       </w:r>
       <w:r>
-        <w:t xml:space="preserve">[ ] Toutes les </w:t>
-      </w:r>
-      <w:r>
-        <w:rPr>
-          <w:b/>
-        </w:rPr>
-        <w:t xml:space="preserve">captures de secours</w:t>
+        <w:t xml:space="preserve">[ ] Les </w:t>
+      </w:r>
+      <w:r>
+        <w:rPr>
+          <w:b/>
+        </w:rPr>
+        <w:t xml:space="preserve">23 captures de secours</w:t>
       </w:r>
       <w:r>
         <w:t xml:space="preserve"> à jour dans </w:t>
@@ -12734,42 +12917,46 @@
         <w:t xml:space="preserve">docs/soutenance/screenshots/</w:t>
       </w:r>
       <w:r>
-        <w:t xml:space="preserve"> (cf. 7.1) — y</w:t>
-      </w:r>
-    </w:p>
-    <w:p>
-      <w:r>
-        <w:t xml:space="preserve">      compris la variante </w:t>
-      </w:r>
-      <w:r>
-        <w:rPr>
-          <w:rFonts w:ascii="Consolas" w:hAnsi="Consolas"/>
-          <w:shd w:val="clear" w:color="auto" w:fill="F2F2F2"/>
-        </w:rPr>
-        <w:t xml:space="preserve">-bm</w:t>
-      </w:r>
-      <w:r>
-        <w:t xml:space="preserve"> de PC-02.</w:t>
-      </w:r>
-    </w:p>
-    <w:p>
-      <w:pPr>
-        <w:ind w:left="360"/>
-      </w:pPr>
-      <w:r>
-        <w:t xml:space="preserve">•  </w:t>
-      </w:r>
-      <w:r>
-        <w:t xml:space="preserve">[ ] Route IA PC-03 vérifiée : le </w:t>
-      </w:r>
-      <w:r>
-        <w:rPr>
-          <w:b/>
-        </w:rPr>
-        <w:t xml:space="preserve">score mock</w:t>
-      </w:r>
-      <w:r>
-        <w:t xml:space="preserve"> se recalcule bien à la modification d'un champ.</w:t>
+        <w:t xml:space="preserve"> (cf. 7.1), indicateur</w:t>
+      </w:r>
+    </w:p>
+    <w:p>
+      <w:r>
+        <w:t xml:space="preserve">      dev masqué.</w:t>
+      </w:r>
+    </w:p>
+    <w:p>
+      <w:pPr>
+        <w:ind w:left="360"/>
+      </w:pPr>
+      <w:r>
+        <w:t xml:space="preserve">•  </w:t>
+      </w:r>
+      <w:r>
+        <w:t xml:space="preserve">[ ] Wizard PC-03 vérifié : les </w:t>
+      </w:r>
+      <w:r>
+        <w:rPr>
+          <w:b/>
+        </w:rPr>
+        <w:t xml:space="preserve">4 étapes</w:t>
+      </w:r>
+      <w:r>
+        <w:t xml:space="preserve"> s'enchaînent et le </w:t>
+      </w:r>
+      <w:r>
+        <w:rPr>
+          <w:b/>
+        </w:rPr>
+        <w:t xml:space="preserve">dépôt de justificatif</w:t>
+      </w:r>
+      <w:r>
+        <w:t xml:space="preserve"> (glisser-</w:t>
+      </w:r>
+    </w:p>
+    <w:p>
+      <w:r>
+        <w:t xml:space="preserve">      déposer) accepte un PDF/JPG/PNG.</w:t>
       </w:r>
     </w:p>
     <w:p>
@@ -20648,18 +20835,18 @@
         <w:rPr>
           <w:i/>
         </w:rPr>
-        <w:t xml:space="preserve">) et</w:t>
-      </w:r>
-    </w:p>
-    <w:p>
-      <w:pPr>
-        <w:ind w:left="360"/>
-      </w:pPr>
-      <w:r>
-        <w:rPr>
-          <w:i/>
-        </w:rPr>
-        <w:t xml:space="preserve">des 2 captures mobile dans les tableaux ; retrait de la ligne fantôme </w:t>
+        <w:t xml:space="preserve">)</w:t>
+      </w:r>
+    </w:p>
+    <w:p>
+      <w:pPr>
+        <w:ind w:left="360"/>
+      </w:pPr>
+      <w:r>
+        <w:rPr>
+          <w:i/>
+        </w:rPr>
+        <w:t xml:space="preserve">et des 2 captures mobile dans les tableaux ; retrait de la ligne fantôme </w:t>
       </w:r>
       <w:r>
         <w:rPr>
